--- a/az/discovery-articles/2.1 Elmi metod.docx
+++ b/az/discovery-articles/2.1 Elmi metod.docx
@@ -4,496 +4,327 @@
   <w:body>
     <w:p>
       <w:pPr>
-        <w:keepNext/>
-        <w:spacing w:before="280" w:after="120"/>
+        <w:pStyle w:val="Title"/>
+        <w:widowControl/>
       </w:pPr>
       <w:r>
-        <w:rPr>
-          <w:rFonts w:ascii="Calibri" w:hAnsi="Calibri" w:eastAsia="Calibri"/>
-          <w:b/>
-          <w:i w:val="0"/>
-          <w:color w:val="004E8C"/>
-          <w:sz w:val="44"/>
-        </w:rPr>
         <w:t>2.1 Elmi metod</w:t>
       </w:r>
     </w:p>
     <w:p>
       <w:pPr>
-        <w:spacing w:after="80"/>
+        <w:keepNext/>
+        <w:widowControl/>
       </w:pPr>
       <w:r>
         <w:rPr>
-          <w:rFonts w:ascii="Calibri" w:hAnsi="Calibri" w:eastAsia="Calibri"/>
-          <w:b w:val="0"/>
-          <w:i/>
-          <w:color w:val="505050"/>
-          <w:sz w:val="22"/>
+          <w:sz w:val="20"/>
         </w:rPr>
-        <w:t>2. Bilik, elm və ölçmə</w:t>
-      </w:r>
-    </w:p>
-    <w:p>
-      <w:pPr>
-        <w:spacing w:after="200"/>
-      </w:pPr>
-      <w:r>
-        <w:rPr>
-          <w:rFonts w:ascii="Calibri" w:hAnsi="Calibri" w:eastAsia="Calibri"/>
-          <w:b w:val="0"/>
-          <w:i/>
-          <w:sz w:val="22"/>
-        </w:rPr>
-        <w:t>Dövr: eramızın təxminən 1000–1600-cü illəri (İbn əl-Heysəmdən Bekon, Qaliley və Dekartadək inkişaf) | Əsas simalar: İbn əl-Heysəm (optika, təxminən 1021-ci il); Frensis Bekon; Qalileo Qaliley; Rene Dekart</w:t>
-      </w:r>
-    </w:p>
-    <w:p>
-      <w:pPr>
-        <w:spacing w:after="160" w:line="276" w:lineRule="auto"/>
-      </w:pPr>
-      <w:r>
-        <w:rPr>
-          <w:rFonts w:ascii="Calibri" w:hAnsi="Calibri" w:eastAsia="Calibri"/>
-          <w:b w:val="0"/>
-          <w:i w:val="0"/>
-          <w:sz w:val="22"/>
-        </w:rPr>
-        <w:t>Elmi metod sual verməyin intizamlı yoludur: bir fikir irəli sürmək, onu reallıqla sınaqdan keçirmək və faktlar uyğun gəlmirsə, fikri dəyişmək. O, marağı insanların ortaq qaydalarla həyata keçirdiyi elmi fəaliyyətə çevirdi.</w:t>
+        <w:t>2 Bilik elm və ölçmə</w:t>
       </w:r>
     </w:p>
     <w:p>
       <w:pPr>
         <w:keepNext/>
-        <w:spacing w:before="240" w:after="120"/>
+        <w:widowControl/>
       </w:pPr>
       <w:r>
         <w:rPr>
-          <w:rFonts w:ascii="Calibri" w:hAnsi="Calibri" w:eastAsia="Calibri"/>
-          <w:b/>
-          <w:i w:val="0"/>
-          <w:color w:val="004E8C"/>
-          <w:sz w:val="28"/>
+          <w:sz w:val="20"/>
         </w:rPr>
-        <w:t>Əsas faktlar</w:t>
+        <w:t>Dövr: təxminən 1000–1600-cü illər, İbn əl-Heysəmdən Bekon, Qaliley və Dekarta qədər inkişaf | Əsas şəxslər: İbn əl-Heysəm (optika, təxminən 1021-ci il), Frensis Bekon, Qalileo Qaliley, Rene Dekart</w:t>
+      </w:r>
+    </w:p>
+    <w:p>
+      <w:pPr>
+        <w:widowControl/>
+      </w:pPr>
+      <w:r>
+        <w:t>Elmi metod suallara ardıcıl yanaşmaqdır: fikir irəli sürmək, onu gerçəkliklə yoxlamaq və faktlar uyğun gəlmədikdə dəyişmək. Bu yanaşma marağı başqaları ilə bölüşülən tədqiqat işinə çevirdi.</w:t>
+      </w:r>
+    </w:p>
+    <w:p>
+      <w:pPr>
+        <w:pStyle w:val="Heading1"/>
+        <w:widowControl/>
+      </w:pPr>
+      <w:r>
+        <w:t>Əsas məlumatlar</w:t>
       </w:r>
     </w:p>
     <w:p>
       <w:pPr>
         <w:pStyle w:val="ListBullet"/>
+        <w:widowControl/>
       </w:pPr>
       <w:r>
-        <w:rPr>
-          <w:rFonts w:ascii="Calibri" w:hAnsi="Calibri" w:eastAsia="Calibri"/>
-          <w:b w:val="0"/>
-          <w:i w:val="0"/>
-          <w:sz w:val="22"/>
-        </w:rPr>
-        <w:t>Elmi metodun köklərinə qədim müşahidələr və orta əsr optika təcrübələri daxildir</w:t>
+        <w:t>Kökləri qədim müşahidələrə və orta əsrlərin optik təcrübələrinə gedib çıxır.</w:t>
       </w:r>
     </w:p>
     <w:p>
       <w:pPr>
         <w:pStyle w:val="ListBullet"/>
+        <w:widowControl/>
       </w:pPr>
       <w:r>
-        <w:rPr>
-          <w:rFonts w:ascii="Calibri" w:hAnsi="Calibri" w:eastAsia="Calibri"/>
-          <w:b w:val="0"/>
-          <w:i w:val="0"/>
-          <w:sz w:val="22"/>
-        </w:rPr>
-        <w:t>İbn əl-Heysəm işıq və görmə haqqında iddiaların təcrübə ilə yoxlanmasını vacib sayırdı</w:t>
+        <w:t>İbn əl-Heysəm işıq və görmə haqqında fikirlərin sınaqdan keçirilməsini vurğulayırdı.</w:t>
       </w:r>
     </w:p>
     <w:p>
       <w:pPr>
         <w:pStyle w:val="ListBullet"/>
+        <w:widowControl/>
       </w:pPr>
       <w:r>
-        <w:rPr>
-          <w:rFonts w:ascii="Calibri" w:hAnsi="Calibri" w:eastAsia="Calibri"/>
-          <w:b w:val="0"/>
-          <w:i w:val="0"/>
-          <w:sz w:val="22"/>
-        </w:rPr>
-        <w:t>Qaliley, Bekon və Dekart erkən müasir eksperimental elmin formalaşmasına təsir göstərib</w:t>
+        <w:t>Qaliley, Bekon və Dekart erkən yeni dövrün təcrübi elminə təsir göstərdilər.</w:t>
       </w:r>
     </w:p>
     <w:p>
       <w:pPr>
         <w:pStyle w:val="ListBullet"/>
+        <w:widowControl/>
       </w:pPr>
       <w:r>
-        <w:rPr>
-          <w:rFonts w:ascii="Calibri" w:hAnsi="Calibri" w:eastAsia="Calibri"/>
-          <w:b w:val="0"/>
-          <w:i w:val="0"/>
-          <w:sz w:val="22"/>
-        </w:rPr>
-        <w:t>Fərziyyə yanlışlığı sübuta yetirilə bilən aydın ehtimaldır</w:t>
+        <w:t>Hipotez yanlışlığı yoxlana bilən aydın fərziyyədir.</w:t>
       </w:r>
     </w:p>
     <w:p>
       <w:pPr>
         <w:pStyle w:val="ListBullet"/>
+        <w:widowControl/>
       </w:pPr>
       <w:r>
-        <w:rPr>
-          <w:rFonts w:ascii="Calibri" w:hAnsi="Calibri" w:eastAsia="Calibri"/>
-          <w:b w:val="0"/>
-          <w:i w:val="0"/>
-          <w:sz w:val="22"/>
-        </w:rPr>
-        <w:t>Həmkarların rəyi və təkrarlana bilən təcrübələr elmi açıq, ictimai fəaliyyətə çevirir</w:t>
+        <w:t>Mütəxəssis rəyi və təkrarlana bilən təcrübələr elmi açıq fəaliyyətə çevirir.</w:t>
       </w:r>
     </w:p>
     <w:p>
       <w:pPr>
-        <w:keepNext/>
-        <w:spacing w:before="240" w:after="120"/>
+        <w:pStyle w:val="Heading1"/>
+        <w:widowControl/>
       </w:pPr>
       <w:r>
-        <w:rPr>
-          <w:rFonts w:ascii="Calibri" w:hAnsi="Calibri" w:eastAsia="Calibri"/>
-          <w:b/>
-          <w:i w:val="0"/>
-          <w:color w:val="004E8C"/>
-          <w:sz w:val="28"/>
-        </w:rPr>
         <w:t>Bu nədir</w:t>
       </w:r>
     </w:p>
     <w:p>
       <w:pPr>
-        <w:spacing w:after="160" w:line="276" w:lineRule="auto"/>
+        <w:widowControl/>
       </w:pPr>
       <w:r>
-        <w:rPr>
-          <w:rFonts w:ascii="Calibri" w:hAnsi="Calibri" w:eastAsia="Calibri"/>
-          <w:b w:val="0"/>
-          <w:i w:val="0"/>
-          <w:sz w:val="22"/>
-        </w:rPr>
-        <w:t>Elmi metod dəyişməz bir resept deyil, bir-biri ilə bağlı düşüncə və iş vərdişləri toplusudur. Əvvəlcə nəyisə müşahidə edir, aydın ehtimal olan fərziyyə qurur, sonra ölçmə və ya təcrübə ilə öz fikrini yanlış çıxarmağa çalışırsan. Reallıq fərziyyə ilə uyğun gəlmirsə, fikir dəyişməlidir. Metod həm də işi başqasının təkrarlaya bilməsi üçün bütün üsulların paylaşılmasını tələb edir. Elmi şəxsi qənaətdən fərqləndirən məhz budur.</w:t>
+        <w:t>Elmi metod dəyişməz bir resept deyil, bir-birini tamamlayan yanaşmalar toplusudur. Əvvəl hadisəni müşahidə edir, aydın fərziyyə — hipotez — qurur, sonra ölçmə və təcrübə ilə onun yanlış ola biləcəyini yoxlayırsınız. Nəticələr uyğun gəlmirsə, fərziyyə dəyişməlidir. Başqalarının işi təkrar edə bilməsi üçün üsullar da paylaşılır. Elmi şəxsi qənaətdən fərqləndirən budur.</w:t>
       </w:r>
     </w:p>
     <w:p>
       <w:pPr>
-        <w:keepNext/>
-        <w:spacing w:before="240" w:after="120"/>
+        <w:pStyle w:val="Heading1"/>
+        <w:widowControl/>
       </w:pPr>
       <w:r>
-        <w:rPr>
-          <w:rFonts w:ascii="Calibri" w:hAnsi="Calibri" w:eastAsia="Calibri"/>
-          <w:b/>
-          <w:i w:val="0"/>
-          <w:color w:val="004E8C"/>
-          <w:sz w:val="28"/>
-        </w:rPr>
-        <w:t>Onu kim kəşf və ya ixtira edib</w:t>
+        <w:t>Kim kəşf edib və ya yaradıb</w:t>
       </w:r>
     </w:p>
     <w:p>
       <w:pPr>
-        <w:spacing w:after="160" w:line="276" w:lineRule="auto"/>
+        <w:widowControl/>
       </w:pPr>
       <w:r>
-        <w:rPr>
-          <w:rFonts w:ascii="Calibri" w:hAnsi="Calibri" w:eastAsia="Calibri"/>
-          <w:b w:val="0"/>
-          <w:i w:val="0"/>
-          <w:sz w:val="22"/>
-        </w:rPr>
-        <w:t>Elmi metodun qurulmasında çoxlu insan iştirak edib. Aristotel müşahidə aparır və təsnifat yaradırdı, sonrakı elm isə iddiaların daha ciddi yoxlanmasını tələb etdi. Təxminən 1000-ci ildə islam dünyasında çalışan İbn əl-Heysəm işıq haqqında fikirlərin təcrübə ilə sınaqdan keçirilməsində israr edirdi. Erkən müasir Avropada Qalileo Qaliley hərəkəti ölçdü, Frensis Bekon faktların sistemli toplanmasını müdafiə etdi, Rene Dekart isə aydın məntiqi düşüncəni önə çəkdi. Elmi metod bir nəfərə məxsus deyil; o, uzun ənənənin nəticəsidir.</w:t>
+        <w:t>Bu metodu çoxsaylı insanlar formalaşdırıb. Aristotel müşahidə və təsnifat aparırdı, lakin sonrakı elm daha çox sınaq tələb etdi. Təxminən 1000-ci ildə İslam dünyasında çalışan İbn əl-Heysəm işıq haqqında iddiaların təcrübə ilə yoxlanmasını vacib sayırdı. Erkən yeni dövr Avropasında Qaliley hərəkəti ölçür, Frensis Bekon faktların sistemli toplanmasını müdafiə edir, Rene Dekart aydın mühakiməni vurğulayırdı. Metod bir şəxsin deyil, bütöv bir ənənənin nəticəsidir.</w:t>
       </w:r>
     </w:p>
     <w:p>
       <w:pPr>
-        <w:keepNext/>
-        <w:spacing w:before="240" w:after="120"/>
+        <w:pStyle w:val="Heading1"/>
+        <w:widowControl/>
       </w:pPr>
       <w:r>
-        <w:rPr>
-          <w:rFonts w:ascii="Calibri" w:hAnsi="Calibri" w:eastAsia="Calibri"/>
-          <w:b/>
-          <w:i w:val="0"/>
-          <w:color w:val="004E8C"/>
-          <w:sz w:val="28"/>
-        </w:rPr>
-        <w:t>Nə vaxt və necə meydana gəlib</w:t>
+        <w:t>Nə vaxt və necə yaranıb</w:t>
       </w:r>
     </w:p>
     <w:p>
       <w:pPr>
-        <w:spacing w:after="160" w:line="276" w:lineRule="auto"/>
+        <w:widowControl/>
       </w:pPr>
       <w:r>
-        <w:rPr>
-          <w:rFonts w:ascii="Calibri" w:hAnsi="Calibri" w:eastAsia="Calibri"/>
-          <w:b w:val="0"/>
-          <w:i w:val="0"/>
-          <w:sz w:val="22"/>
-        </w:rPr>
-        <w:t>Avropada həlledici mərhələ XVI–XVII əsrlərə təsadüf etdi: teleskoplar, çap kitabları və yeni akademiyalar nəticələri müqayisə etməyi asanlaşdırdı. Dini mübahisələr, ticarət və cihazlara artan etimad da bu prosesdə rol oynadı. Təbabət, astronomiya və optikada oxşar sübut vərdişləri daha əvvəl başqa bölgələrdə də mövcud idi. Əsas yenilik təbiət qanunlarının riyaziyyat dili ilə ifadə oluna və açıq şəkildə yoxlana biləcəyi fikri idi.</w:t>
+        <w:t>Avropada XVI–XVII əsrlər həlledici oldu: teleskoplar, çap kitabları və yeni akademiyalar nəticələri müqayisə etməyi asanlaşdırdı. Dini müzakirələr, ticarət və cihazlara artan etibar da rol oynadı. Bənzər sübut yanaşmaları başqa yerlərdə tibbdə, astronomiyada və optikada artıq mövcud idi. Təbiət qanunlarının riyazi yazılıb açıq yoxlana bilməsi fikri yeni güc qazandı.</w:t>
       </w:r>
     </w:p>
     <w:p>
       <w:pPr>
-        <w:keepNext/>
-        <w:spacing w:before="240" w:after="120"/>
+        <w:pStyle w:val="Heading1"/>
+        <w:widowControl/>
       </w:pPr>
       <w:r>
-        <w:rPr>
-          <w:rFonts w:ascii="Calibri" w:hAnsi="Calibri" w:eastAsia="Calibri"/>
-          <w:b/>
-          <w:i w:val="0"/>
-          <w:color w:val="004E8C"/>
-          <w:sz w:val="28"/>
-        </w:rPr>
-        <w:t>Elmi baxımdan əhəmiyyəti</w:t>
+        <w:t>Elm üçün əhəmiyyəti</w:t>
       </w:r>
     </w:p>
     <w:p>
       <w:pPr>
-        <w:spacing w:after="160" w:line="276" w:lineRule="auto"/>
+        <w:widowControl/>
       </w:pPr>
       <w:r>
-        <w:rPr>
-          <w:rFonts w:ascii="Calibri" w:hAnsi="Calibri" w:eastAsia="Calibri"/>
-          <w:b w:val="0"/>
-          <w:i w:val="0"/>
-          <w:sz w:val="22"/>
-        </w:rPr>
-        <w:t>Elmi metod insanın özünü aldatma ehtimalını azaltmağa kömək edir. Sınaqdan keçməyən, nə qədər gözəl olsa da, nəzəriyyə bilik sayılmır. Nəzarət olunan təcrübələr hər dəfə bir səbəbin təsirini ayırmağa imkan verir. Sonralar statistika alimlərə qarışıq məlumat içində qanunauyğunluqları görməyə kömək etdi. Peyvəndlərin, mühərriklərin və iqlim modellərinin təkmilləşdirilə bilməsinin səbəbi budur: onların yanlış çıxması ehtimalı həmişə açıq saxlanılır.</w:t>
+        <w:t>Metod insanın özünü aldatması ehtimalını azaltmağa kömək edir. Gözəl görünən nəzəriyyə sınaqdan keçmirsə, onu bilik saymaq olmaz. Nəzarətli təcrübə mümkün səbəbləri ayırmağa çalışır. Sonralar statistika qarışıq məlumatlarda qanunauyğunluqları görməyə kömək etdi. Peyvəndləri, mühərrikləri və iqlim modellərini təkmilləşdirmək buna görə mümkündür: səhv ehtimalı açıq saxlanılır və yoxlanılır.</w:t>
       </w:r>
     </w:p>
     <w:p>
       <w:pPr>
-        <w:keepNext/>
-        <w:spacing w:before="240" w:after="120"/>
+        <w:pStyle w:val="Heading1"/>
+        <w:widowControl/>
       </w:pPr>
       <w:r>
-        <w:rPr>
-          <w:rFonts w:ascii="Calibri" w:hAnsi="Calibri" w:eastAsia="Calibri"/>
-          <w:b/>
-          <w:i w:val="0"/>
-          <w:color w:val="004E8C"/>
-          <w:sz w:val="28"/>
-        </w:rPr>
-        <w:t>Sonrakı inkişaflara necə təsir göstərib</w:t>
+        <w:t>Sonrakı inkişafa təsiri</w:t>
       </w:r>
     </w:p>
     <w:p>
       <w:pPr>
-        <w:spacing w:after="160" w:line="276" w:lineRule="auto"/>
+        <w:widowControl/>
       </w:pPr>
       <w:r>
-        <w:rPr>
-          <w:rFonts w:ascii="Calibri" w:hAnsi="Calibri" w:eastAsia="Calibri"/>
-          <w:b w:val="0"/>
-          <w:i w:val="0"/>
-          <w:sz w:val="22"/>
-        </w:rPr>
-        <w:t>Laboratoriyalar, elmi jurnallar və universitetlər bu vərdişlər ətrafında inkişaf etdi. Mühəndislik də layihələndir, sına, düzəlt dövrünü mənimsədi. Mikrob nəzəriyyəsi, genetika və hesablama kimi sonrakı sahələr nəticələri yoxlana bildiyi üçün uğur qazandı. Elm uğursuzluğa düçar olanda səbəb çox vaxt metodun kənara qoyulmasıdır: nəzarət yoxdur, məlumat paylaşılmır və səhv nəticəni geri götürmək istəyi olmur.</w:t>
+        <w:t>Laboratoriyalar, elmi jurnallar və universitetlər bu yanaşmalar ətrafında inkişaf etdi. Mühəndislik də layihələndirmə, sınaq və düzəliş dövrünü mənimsədi. Xəstəliklərin mikrob nəzəriyyəsi, genetika və hesablama kimi sahələr yoxlanıla bildikləri üçün irəlilədi. Elmi iş uğursuz olanda səbəb çox vaxt bu qaydaların pozulmasıdır: müqayisə nəzarətinin olmaması, nəticələrin paylaşılmaması və yanlış qənaətdən geri çəkilməmək.</w:t>
       </w:r>
     </w:p>
     <w:p>
       <w:pPr>
-        <w:keepNext/>
-        <w:spacing w:before="240" w:after="120"/>
+        <w:pStyle w:val="Heading1"/>
+        <w:widowControl/>
       </w:pPr>
       <w:r>
-        <w:rPr>
-          <w:rFonts w:ascii="Calibri" w:hAnsi="Calibri" w:eastAsia="Calibri"/>
-          <w:b/>
-          <w:i w:val="0"/>
-          <w:color w:val="004E8C"/>
-          <w:sz w:val="28"/>
-        </w:rPr>
         <w:t>İnsan həyatını necə dəyişib</w:t>
       </w:r>
     </w:p>
     <w:p>
       <w:pPr>
-        <w:spacing w:after="160" w:line="276" w:lineRule="auto"/>
+        <w:widowControl/>
       </w:pPr>
       <w:r>
-        <w:rPr>
-          <w:rFonts w:ascii="Calibri" w:hAnsi="Calibri" w:eastAsia="Calibri"/>
-          <w:b w:val="0"/>
-          <w:i w:val="0"/>
-          <w:sz w:val="22"/>
-        </w:rPr>
-        <w:t>Bu gün gündəlik həyat körpülərin, dərmanların və hava proqnozlarının sınaqdan keçirilmiş iddialara əsaslandığını qəbul edir. Elmi metod cəmiyyətlərə yalnız nüfuza deyil, sübuta əsaslanaraq mübahisə etməyi də öyrətdi. Bu vərdiş hələ natamamdır və tez-tez unudulur, lakin böyük miqyasda səhvləri düzəltmək üçün malik olduğumuz azsaylı vasitələrdən biridir.</w:t>
+        <w:t>Bu gün körpülərin, dərmanların və hava proqnozlarının sınaqdan keçmiş biliklərə əsaslanmasını gözləyirik. Elmi metod cəmiyyətə yalnız nüfuza deyil, dəlilə söykənərək müzakirə aparmağı da öyrətdi. Bu vərdiş hər yerdə tam tətbiq olunmasa da, geniş miqyasda səhvləri düzəltmək üçün əlimizdə olan azsaylı güclü vasitələrdəndir.</w:t>
       </w:r>
     </w:p>
     <w:p>
       <w:pPr>
-        <w:keepNext/>
-        <w:spacing w:before="240" w:after="120"/>
+        <w:pStyle w:val="Heading1"/>
+        <w:widowControl/>
       </w:pPr>
       <w:r>
-        <w:rPr>
-          <w:rFonts w:ascii="Calibri" w:hAnsi="Calibri" w:eastAsia="Calibri"/>
-          <w:b/>
-          <w:i w:val="0"/>
-          <w:color w:val="004E8C"/>
-          <w:sz w:val="28"/>
-        </w:rPr>
         <w:t>Mənbələr və istinadlar</w:t>
       </w:r>
     </w:p>
     <w:p>
       <w:pPr>
-        <w:keepNext/>
-        <w:spacing w:before="240" w:after="120"/>
+        <w:pStyle w:val="Heading2"/>
+        <w:widowControl/>
       </w:pPr>
       <w:r>
         <w:rPr>
-          <w:rFonts w:ascii="Calibri" w:hAnsi="Calibri" w:eastAsia="Calibri"/>
-          <w:b/>
-          <w:i w:val="0"/>
-          <w:color w:val="004E8C"/>
-          <w:sz w:val="24"/>
+          <w:sz w:val="20"/>
         </w:rPr>
-        <w:t>C. Təşkilatların materialları və ensiklopedik mənbələr</w:t>
+        <w:t>C Qurumların materialları və ensiklopedik mənbələr</w:t>
       </w:r>
     </w:p>
     <w:p>
       <w:pPr>
-        <w:spacing w:after="80"/>
-        <w:ind w:left="360"/>
+        <w:widowControl/>
       </w:pPr>
       <w:r>
         <w:rPr>
-          <w:rFonts w:ascii="Calibri" w:hAnsi="Calibri" w:eastAsia="Calibri"/>
-          <w:b w:val="0"/>
-          <w:i w:val="0"/>
-          <w:sz w:val="22"/>
+          <w:sz w:val="20"/>
         </w:rPr>
-        <w:t>1. Stanford Encyclopedia of Philosophy. “Scientific Method” (“Elmi metod”).</w:t>
-      </w:r>
-      <w:r>
-        <w:rPr>
-          <w:rFonts w:ascii="Calibri" w:hAnsi="Calibri" w:eastAsia="Calibri"/>
-          <w:b w:val="0"/>
-          <w:i w:val="0"/>
-          <w:sz w:val="22"/>
-        </w:rPr>
-        <w:t xml:space="preserve"> </w:t>
+        <w:t xml:space="preserve">1. Stanford Encyclopedia of Philosophy. 'Scientific Method.' </w:t>
       </w:r>
       <w:hyperlink r:id="rId9">
         <w:r>
           <w:rPr>
-            <w:rFonts w:ascii="Calibri" w:hAnsi="Calibri" w:eastAsia="Calibri"/>
-            <w:b w:val="0"/>
-            <w:i w:val="0"/>
-            <w:sz w:val="22"/>
-            <w:color w:val="0563C1"/>
-            <w:u w:val="single"/>
+            <w:sz w:val="20"/>
           </w:rPr>
           <w:t>https://plato.stanford.edu/entries/scientific-method/</w:t>
         </w:r>
       </w:hyperlink>
+      <w:r>
+        <w:rPr>
+          <w:sz w:val="20"/>
+        </w:rPr>
+      </w:r>
     </w:p>
     <w:p>
       <w:pPr>
-        <w:spacing w:after="80"/>
-        <w:ind w:left="360"/>
+        <w:widowControl/>
       </w:pPr>
       <w:r>
         <w:rPr>
-          <w:rFonts w:ascii="Calibri" w:hAnsi="Calibri" w:eastAsia="Calibri"/>
-          <w:b w:val="0"/>
-          <w:i w:val="0"/>
-          <w:sz w:val="22"/>
+          <w:sz w:val="20"/>
         </w:rPr>
-        <w:t>2. Encyclopaedia Britannica. “Scientific method” (“Elmi metod”).</w:t>
-      </w:r>
-      <w:r>
-        <w:rPr>
-          <w:rFonts w:ascii="Calibri" w:hAnsi="Calibri" w:eastAsia="Calibri"/>
-          <w:b w:val="0"/>
-          <w:i w:val="0"/>
-          <w:sz w:val="22"/>
-        </w:rPr>
-        <w:t xml:space="preserve"> </w:t>
+        <w:t xml:space="preserve">2. Encyclopaedia Britannica. 'Scientific method.' </w:t>
       </w:r>
       <w:hyperlink r:id="rId10">
         <w:r>
           <w:rPr>
-            <w:rFonts w:ascii="Calibri" w:hAnsi="Calibri" w:eastAsia="Calibri"/>
-            <w:b w:val="0"/>
-            <w:i w:val="0"/>
-            <w:sz w:val="22"/>
-            <w:color w:val="0563C1"/>
-            <w:u w:val="single"/>
+            <w:sz w:val="20"/>
           </w:rPr>
           <w:t>https://www.britannica.com/science/scientific-method</w:t>
         </w:r>
       </w:hyperlink>
-    </w:p>
-    <w:p>
-      <w:pPr>
-        <w:keepNext/>
-        <w:spacing w:before="240" w:after="120"/>
-      </w:pPr>
       <w:r>
         <w:rPr>
-          <w:rFonts w:ascii="Calibri" w:hAnsi="Calibri" w:eastAsia="Calibri"/>
-          <w:b/>
-          <w:i w:val="0"/>
-          <w:color w:val="004E8C"/>
-          <w:sz w:val="24"/>
+          <w:sz w:val="20"/>
         </w:rPr>
-        <w:t>D. Muzey, arxiv və kitabxana materialları</w:t>
       </w:r>
     </w:p>
     <w:p>
       <w:pPr>
-        <w:spacing w:after="80"/>
-        <w:ind w:left="360"/>
+        <w:pStyle w:val="Heading2"/>
+        <w:widowControl/>
       </w:pPr>
       <w:r>
         <w:rPr>
-          <w:rFonts w:ascii="Calibri" w:hAnsi="Calibri" w:eastAsia="Calibri"/>
-          <w:b w:val="0"/>
-          <w:i w:val="0"/>
-          <w:sz w:val="22"/>
+          <w:sz w:val="20"/>
         </w:rPr>
-        <w:t>1. Royal Society. Elm tarixi və eksperimental ənənə.</w:t>
+        <w:t>D Muzey arxiv və kitabxana materialları</w:t>
       </w:r>
+    </w:p>
+    <w:p>
+      <w:pPr>
+        <w:widowControl/>
+      </w:pPr>
       <w:r>
         <w:rPr>
-          <w:rFonts w:ascii="Calibri" w:hAnsi="Calibri" w:eastAsia="Calibri"/>
-          <w:b w:val="0"/>
-          <w:i w:val="0"/>
-          <w:sz w:val="22"/>
+          <w:sz w:val="20"/>
         </w:rPr>
-        <w:t xml:space="preserve"> </w:t>
+        <w:t xml:space="preserve">1. Royal Society. History of science and experimental tradition. </w:t>
       </w:r>
       <w:hyperlink r:id="rId11">
         <w:r>
           <w:rPr>
-            <w:rFonts w:ascii="Calibri" w:hAnsi="Calibri" w:eastAsia="Calibri"/>
-            <w:b w:val="0"/>
-            <w:i w:val="0"/>
-            <w:sz w:val="22"/>
-            <w:color w:val="0563C1"/>
-            <w:u w:val="single"/>
+            <w:sz w:val="20"/>
           </w:rPr>
           <w:t>https://royalsociety.org/about-us/history/</w:t>
         </w:r>
       </w:hyperlink>
+      <w:r>
+        <w:rPr>
+          <w:sz w:val="20"/>
+        </w:rPr>
+      </w:r>
     </w:p>
     <w:sectPr>
-      <w:pgSz w:w="12240" w:h="15840"/>
-      <w:pgMar w:top="1296" w:right="1440" w:bottom="1296" w:left="1440" w:header="720" w:footer="720" w:gutter="0"/>
+      <w:footerReference w:type="default" r:id="rId12"/>
+      <w:pgSz w:w="11906" w:h="16838"/>
+      <w:pgMar w:top="1020" w:right="1134" w:bottom="1020" w:left="1134" w:header="720" w:footer="720" w:gutter="0"/>
       <w:cols w:space="720"/>
       <w:docGrid w:linePitch="360"/>
     </w:sectPr>
   </w:body>
 </w:document>
+</file>
+
+<file path=word/footer1.xml><?xml version="1.0" encoding="utf-8"?>
+<w:ftr xmlns:m="http://schemas.openxmlformats.org/officeDocument/2006/math" xmlns:mc="http://schemas.openxmlformats.org/markup-compatibility/2006" xmlns:mo="http://schemas.microsoft.com/office/mac/office/2008/main" xmlns:mv="urn:schemas-microsoft-com:mac:vml" xmlns:o="urn:schemas-microsoft-com:office:office" xmlns:r="http://schemas.openxmlformats.org/officeDocument/2006/relationships" xmlns:v="urn:schemas-microsoft-com:vml" xmlns:w10="urn:schemas-microsoft-com:office:word" xmlns:w14="http://schemas.microsoft.com/office/word/2010/wordml" xmlns:w="http://schemas.openxmlformats.org/wordprocessingml/2006/main" xmlns:wne="http://schemas.microsoft.com/office/word/2006/wordml" xmlns:wp14="http://schemas.microsoft.com/office/word/2010/wordprocessingDrawing" xmlns:wp="http://schemas.openxmlformats.org/drawingml/2006/wordprocessingDrawing" xmlns:wpc="http://schemas.microsoft.com/office/word/2010/wordprocessingCanvas" xmlns:wpg="http://schemas.microsoft.com/office/word/2010/wordprocessingGroup" xmlns:wpi="http://schemas.microsoft.com/office/word/2010/wordprocessingInk" xmlns:wps="http://schemas.microsoft.com/office/word/2010/wordprocessingShape" mc:Ignorable="w14 wp14">
+  <w:p>
+    <w:pPr>
+      <w:pStyle w:val="Footer"/>
+      <w:jc w:val="right"/>
+    </w:pPr>
+    <w:fldSimple w:instr="PAGE"/>
+  </w:p>
+</w:ftr>
 </file>
 
 <file path=word/numbering.xml><?xml version="1.0" encoding="utf-8"?>
@@ -704,7 +535,7 @@
   <w:docDefaults>
     <w:rPrDefault>
       <w:rPr>
-        <w:rFonts w:asciiTheme="minorHAnsi" w:eastAsiaTheme="minorEastAsia" w:hAnsiTheme="minorHAnsi" w:cstheme="minorBidi"/>
+        <w:rFonts/>
         <w:sz w:val="22"/>
         <w:szCs w:val="22"/>
         <w:lang w:val="en-US" w:eastAsia="en-US" w:bidi="ar-SA"/>
@@ -859,6 +690,15 @@
     <w:name w:val="Normal"/>
     <w:qFormat/>
     <w:rsid w:val="00FC693F"/>
+    <w:pPr>
+      <w:spacing w:after="120" w:line="259" w:lineRule="auto"/>
+    </w:pPr>
+    <w:rPr>
+      <w:rFonts w:ascii="Times New Roman" w:hAnsi="Times New Roman"/>
+      <w:color w:val="000000"/>
+      <w:sz w:val="24"/>
+      <w:lang w:val="az-Latn-AZ"/>
+    </w:rPr>
   </w:style>
   <w:style w:type="paragraph" w:styleId="Header">
     <w:name w:val="header"/>
@@ -915,16 +755,17 @@
     <w:pPr>
       <w:keepNext/>
       <w:keepLines/>
-      <w:spacing w:before="480" w:after="0"/>
+      <w:spacing w:before="480" w:after="120" w:line="259" w:lineRule="auto"/>
       <w:outlineLvl w:val="0"/>
     </w:pPr>
     <w:rPr>
-      <w:rFonts w:asciiTheme="majorHAnsi" w:eastAsiaTheme="majorEastAsia" w:hAnsiTheme="majorHAnsi" w:cstheme="majorBidi"/>
+      <w:rFonts w:ascii="Times New Roman" w:hAnsi="Times New Roman"/>
       <w:b/>
       <w:bCs/>
-      <w:color w:val="365F91" w:themeColor="accent1" w:themeShade="BF"/>
-      <w:sz w:val="28"/>
+      <w:color w:val="000000"/>
+      <w:sz w:val="26"/>
       <w:szCs w:val="28"/>
+      <w:lang w:val="az-Latn-AZ"/>
     </w:rPr>
   </w:style>
   <w:style w:type="paragraph" w:styleId="Heading2">
@@ -939,16 +780,17 @@
     <w:pPr>
       <w:keepNext/>
       <w:keepLines/>
-      <w:spacing w:before="200" w:after="0"/>
+      <w:spacing w:before="200" w:after="120" w:line="259" w:lineRule="auto"/>
       <w:outlineLvl w:val="1"/>
     </w:pPr>
     <w:rPr>
-      <w:rFonts w:asciiTheme="majorHAnsi" w:eastAsiaTheme="majorEastAsia" w:hAnsiTheme="majorHAnsi" w:cstheme="majorBidi"/>
+      <w:rFonts w:ascii="Times New Roman" w:hAnsi="Times New Roman"/>
       <w:b/>
       <w:bCs/>
-      <w:color w:val="4F81BD" w:themeColor="accent1"/>
+      <w:color w:val="000000"/>
       <w:sz w:val="26"/>
       <w:szCs w:val="26"/>
+      <w:lang w:val="az-Latn-AZ"/>
     </w:rPr>
   </w:style>
   <w:style w:type="paragraph" w:styleId="Heading3">
@@ -967,7 +809,7 @@
       <w:outlineLvl w:val="2"/>
     </w:pPr>
     <w:rPr>
-      <w:rFonts w:asciiTheme="majorHAnsi" w:eastAsiaTheme="majorEastAsia" w:hAnsiTheme="majorHAnsi" w:cstheme="majorBidi"/>
+      <w:rFonts/>
       <w:b/>
       <w:bCs/>
       <w:color w:val="4F81BD" w:themeColor="accent1"/>
@@ -990,7 +832,7 @@
       <w:outlineLvl w:val="3"/>
     </w:pPr>
     <w:rPr>
-      <w:rFonts w:asciiTheme="majorHAnsi" w:eastAsiaTheme="majorEastAsia" w:hAnsiTheme="majorHAnsi" w:cstheme="majorBidi"/>
+      <w:rFonts/>
       <w:b/>
       <w:bCs/>
       <w:i/>
@@ -1015,7 +857,7 @@
       <w:outlineLvl w:val="4"/>
     </w:pPr>
     <w:rPr>
-      <w:rFonts w:asciiTheme="majorHAnsi" w:eastAsiaTheme="majorEastAsia" w:hAnsiTheme="majorHAnsi" w:cstheme="majorBidi"/>
+      <w:rFonts/>
       <w:color w:val="243F60" w:themeColor="accent1" w:themeShade="7F"/>
     </w:rPr>
   </w:style>
@@ -1036,7 +878,7 @@
       <w:outlineLvl w:val="5"/>
     </w:pPr>
     <w:rPr>
-      <w:rFonts w:asciiTheme="majorHAnsi" w:eastAsiaTheme="majorEastAsia" w:hAnsiTheme="majorHAnsi" w:cstheme="majorBidi"/>
+      <w:rFonts/>
       <w:i/>
       <w:iCs/>
       <w:color w:val="243F60" w:themeColor="accent1" w:themeShade="7F"/>
@@ -1059,7 +901,7 @@
       <w:outlineLvl w:val="6"/>
     </w:pPr>
     <w:rPr>
-      <w:rFonts w:asciiTheme="majorHAnsi" w:eastAsiaTheme="majorEastAsia" w:hAnsiTheme="majorHAnsi" w:cstheme="majorBidi"/>
+      <w:rFonts/>
       <w:i/>
       <w:iCs/>
       <w:color w:val="404040" w:themeColor="text1" w:themeTint="BF"/>
@@ -1082,7 +924,7 @@
       <w:outlineLvl w:val="7"/>
     </w:pPr>
     <w:rPr>
-      <w:rFonts w:asciiTheme="majorHAnsi" w:eastAsiaTheme="majorEastAsia" w:hAnsiTheme="majorHAnsi" w:cstheme="majorBidi"/>
+      <w:rFonts/>
       <w:color w:val="4F81BD" w:themeColor="accent1"/>
       <w:sz w:val="20"/>
       <w:szCs w:val="20"/>
@@ -1105,7 +947,7 @@
       <w:outlineLvl w:val="8"/>
     </w:pPr>
     <w:rPr>
-      <w:rFonts w:asciiTheme="majorHAnsi" w:eastAsiaTheme="majorEastAsia" w:hAnsiTheme="majorHAnsi" w:cstheme="majorBidi"/>
+      <w:rFonts/>
       <w:i/>
       <w:iCs/>
       <w:color w:val="404040" w:themeColor="text1" w:themeTint="BF"/>
@@ -1156,7 +998,7 @@
     <w:uiPriority w:val="9"/>
     <w:rsid w:val="00FC693F"/>
     <w:rPr>
-      <w:rFonts w:asciiTheme="majorHAnsi" w:eastAsiaTheme="majorEastAsia" w:hAnsiTheme="majorHAnsi" w:cstheme="majorBidi"/>
+      <w:rFonts/>
       <w:b/>
       <w:bCs/>
       <w:color w:val="365F91" w:themeColor="accent1" w:themeShade="BF"/>
@@ -1171,7 +1013,7 @@
     <w:uiPriority w:val="9"/>
     <w:rsid w:val="00FC693F"/>
     <w:rPr>
-      <w:rFonts w:asciiTheme="majorHAnsi" w:eastAsiaTheme="majorEastAsia" w:hAnsiTheme="majorHAnsi" w:cstheme="majorBidi"/>
+      <w:rFonts/>
       <w:b/>
       <w:bCs/>
       <w:color w:val="4F81BD" w:themeColor="accent1"/>
@@ -1186,7 +1028,7 @@
     <w:uiPriority w:val="9"/>
     <w:rsid w:val="00FC693F"/>
     <w:rPr>
-      <w:rFonts w:asciiTheme="majorHAnsi" w:eastAsiaTheme="majorEastAsia" w:hAnsiTheme="majorHAnsi" w:cstheme="majorBidi"/>
+      <w:rFonts/>
       <w:b/>
       <w:bCs/>
       <w:color w:val="4F81BD" w:themeColor="accent1"/>
@@ -1201,19 +1043,17 @@
     <w:qFormat/>
     <w:rsid w:val="00FC693F"/>
     <w:pPr>
-      <w:pBdr>
-        <w:bottom w:val="single" w:sz="8" w:space="4" w:color="4F81BD" w:themeColor="accent1"/>
-      </w:pBdr>
-      <w:spacing w:after="300" w:line="240" w:lineRule="auto"/>
+      <w:spacing w:after="120" w:line="259" w:lineRule="auto"/>
       <w:contextualSpacing/>
     </w:pPr>
     <w:rPr>
-      <w:rFonts w:asciiTheme="majorHAnsi" w:eastAsiaTheme="majorEastAsia" w:hAnsiTheme="majorHAnsi" w:cstheme="majorBidi"/>
-      <w:color w:val="17365D" w:themeColor="text2" w:themeShade="BF"/>
+      <w:rFonts w:ascii="Times New Roman" w:hAnsi="Times New Roman"/>
+      <w:color w:val="000000"/>
       <w:spacing w:val="5"/>
       <w:kern w:val="28"/>
-      <w:sz w:val="52"/>
+      <w:sz w:val="40"/>
       <w:szCs w:val="52"/>
+      <w:lang w:val="az-Latn-AZ"/>
     </w:rPr>
   </w:style>
   <w:style w:type="character" w:customStyle="1" w:styleId="TitleChar">
@@ -1223,7 +1063,7 @@
     <w:uiPriority w:val="10"/>
     <w:rsid w:val="00FC693F"/>
     <w:rPr>
-      <w:rFonts w:asciiTheme="majorHAnsi" w:eastAsiaTheme="majorEastAsia" w:hAnsiTheme="majorHAnsi" w:cstheme="majorBidi"/>
+      <w:rFonts/>
       <w:color w:val="17365D" w:themeColor="text2" w:themeShade="BF"/>
       <w:spacing w:val="5"/>
       <w:kern w:val="28"/>
@@ -1245,7 +1085,7 @@
       </w:numPr>
     </w:pPr>
     <w:rPr>
-      <w:rFonts w:asciiTheme="majorHAnsi" w:eastAsiaTheme="majorEastAsia" w:hAnsiTheme="majorHAnsi" w:cstheme="majorBidi"/>
+      <w:rFonts/>
       <w:i/>
       <w:iCs/>
       <w:color w:val="4F81BD" w:themeColor="accent1"/>
@@ -1261,7 +1101,7 @@
     <w:uiPriority w:val="11"/>
     <w:rsid w:val="00FC693F"/>
     <w:rPr>
-      <w:rFonts w:asciiTheme="majorHAnsi" w:eastAsiaTheme="majorEastAsia" w:hAnsiTheme="majorHAnsi" w:cstheme="majorBidi"/>
+      <w:rFonts/>
       <w:i/>
       <w:iCs/>
       <w:color w:val="4F81BD" w:themeColor="accent1"/>
@@ -1386,8 +1226,15 @@
       <w:numPr>
         <w:numId w:val="1"/>
       </w:numPr>
+      <w:spacing w:after="120" w:line="259" w:lineRule="auto"/>
       <w:contextualSpacing/>
     </w:pPr>
+    <w:rPr>
+      <w:rFonts w:ascii="Times New Roman" w:hAnsi="Times New Roman"/>
+      <w:color w:val="000000"/>
+      <w:sz w:val="24"/>
+      <w:lang w:val="az-Latn-AZ"/>
+    </w:rPr>
   </w:style>
   <w:style w:type="paragraph" w:styleId="ListBullet2">
     <w:name w:val="List Bullet 2"/>
@@ -1559,7 +1406,7 @@
     <w:semiHidden/>
     <w:rsid w:val="00FC693F"/>
     <w:rPr>
-      <w:rFonts w:asciiTheme="majorHAnsi" w:eastAsiaTheme="majorEastAsia" w:hAnsiTheme="majorHAnsi" w:cstheme="majorBidi"/>
+      <w:rFonts/>
       <w:b/>
       <w:bCs/>
       <w:i/>
@@ -1575,7 +1422,7 @@
     <w:semiHidden/>
     <w:rsid w:val="00FC693F"/>
     <w:rPr>
-      <w:rFonts w:asciiTheme="majorHAnsi" w:eastAsiaTheme="majorEastAsia" w:hAnsiTheme="majorHAnsi" w:cstheme="majorBidi"/>
+      <w:rFonts/>
       <w:color w:val="243F60" w:themeColor="accent1" w:themeShade="7F"/>
     </w:rPr>
   </w:style>
@@ -1587,7 +1434,7 @@
     <w:semiHidden/>
     <w:rsid w:val="00FC693F"/>
     <w:rPr>
-      <w:rFonts w:asciiTheme="majorHAnsi" w:eastAsiaTheme="majorEastAsia" w:hAnsiTheme="majorHAnsi" w:cstheme="majorBidi"/>
+      <w:rFonts/>
       <w:i/>
       <w:iCs/>
       <w:color w:val="243F60" w:themeColor="accent1" w:themeShade="7F"/>
@@ -1601,7 +1448,7 @@
     <w:semiHidden/>
     <w:rsid w:val="00FC693F"/>
     <w:rPr>
-      <w:rFonts w:asciiTheme="majorHAnsi" w:eastAsiaTheme="majorEastAsia" w:hAnsiTheme="majorHAnsi" w:cstheme="majorBidi"/>
+      <w:rFonts/>
       <w:i/>
       <w:iCs/>
       <w:color w:val="404040" w:themeColor="text1" w:themeTint="BF"/>
@@ -1615,7 +1462,7 @@
     <w:semiHidden/>
     <w:rsid w:val="00FC693F"/>
     <w:rPr>
-      <w:rFonts w:asciiTheme="majorHAnsi" w:eastAsiaTheme="majorEastAsia" w:hAnsiTheme="majorHAnsi" w:cstheme="majorBidi"/>
+      <w:rFonts/>
       <w:color w:val="4F81BD" w:themeColor="accent1"/>
       <w:sz w:val="20"/>
       <w:szCs w:val="20"/>
@@ -1629,7 +1476,7 @@
     <w:semiHidden/>
     <w:rsid w:val="00FC693F"/>
     <w:rPr>
-      <w:rFonts w:asciiTheme="majorHAnsi" w:eastAsiaTheme="majorEastAsia" w:hAnsiTheme="majorHAnsi" w:cstheme="majorBidi"/>
+      <w:rFonts/>
       <w:i/>
       <w:iCs/>
       <w:color w:val="404040" w:themeColor="text1" w:themeTint="BF"/>
@@ -1688,9 +1535,6 @@
     <w:qFormat/>
     <w:rsid w:val="00FC693F"/>
     <w:pPr>
-      <w:pBdr>
-        <w:bottom w:val="single" w:sz="4" w:space="4" w:color="4F81BD" w:themeColor="accent1"/>
-      </w:pBdr>
       <w:spacing w:before="200" w:after="280"/>
       <w:ind w:left="936" w:right="936"/>
     </w:pPr>
@@ -3218,7 +3062,7 @@
         <w:spacing w:before="0" w:after="0" w:line="240" w:lineRule="auto"/>
       </w:pPr>
       <w:rPr>
-        <w:rFonts w:asciiTheme="majorHAnsi" w:eastAsiaTheme="majorEastAsia" w:hAnsiTheme="majorHAnsi" w:cstheme="majorBidi"/>
+        <w:rFonts/>
         <w:b/>
         <w:bCs/>
       </w:rPr>
@@ -3239,7 +3083,7 @@
         <w:spacing w:before="0" w:after="0" w:line="240" w:lineRule="auto"/>
       </w:pPr>
       <w:rPr>
-        <w:rFonts w:asciiTheme="majorHAnsi" w:eastAsiaTheme="majorEastAsia" w:hAnsiTheme="majorHAnsi" w:cstheme="majorBidi"/>
+        <w:rFonts/>
         <w:b/>
         <w:bCs/>
       </w:rPr>
@@ -3257,14 +3101,14 @@
     </w:tblStylePr>
     <w:tblStylePr w:type="firstCol">
       <w:rPr>
-        <w:rFonts w:asciiTheme="majorHAnsi" w:eastAsiaTheme="majorEastAsia" w:hAnsiTheme="majorHAnsi" w:cstheme="majorBidi"/>
+        <w:rFonts/>
         <w:b/>
         <w:bCs/>
       </w:rPr>
     </w:tblStylePr>
     <w:tblStylePr w:type="lastCol">
       <w:rPr>
-        <w:rFonts w:asciiTheme="majorHAnsi" w:eastAsiaTheme="majorEastAsia" w:hAnsiTheme="majorHAnsi" w:cstheme="majorBidi"/>
+        <w:rFonts/>
         <w:b/>
         <w:bCs/>
       </w:rPr>
@@ -3348,7 +3192,7 @@
         <w:spacing w:before="0" w:after="0" w:line="240" w:lineRule="auto"/>
       </w:pPr>
       <w:rPr>
-        <w:rFonts w:asciiTheme="majorHAnsi" w:eastAsiaTheme="majorEastAsia" w:hAnsiTheme="majorHAnsi" w:cstheme="majorBidi"/>
+        <w:rFonts/>
         <w:b/>
         <w:bCs/>
       </w:rPr>
@@ -3369,7 +3213,7 @@
         <w:spacing w:before="0" w:after="0" w:line="240" w:lineRule="auto"/>
       </w:pPr>
       <w:rPr>
-        <w:rFonts w:asciiTheme="majorHAnsi" w:eastAsiaTheme="majorEastAsia" w:hAnsiTheme="majorHAnsi" w:cstheme="majorBidi"/>
+        <w:rFonts/>
         <w:b/>
         <w:bCs/>
       </w:rPr>
@@ -3387,14 +3231,14 @@
     </w:tblStylePr>
     <w:tblStylePr w:type="firstCol">
       <w:rPr>
-        <w:rFonts w:asciiTheme="majorHAnsi" w:eastAsiaTheme="majorEastAsia" w:hAnsiTheme="majorHAnsi" w:cstheme="majorBidi"/>
+        <w:rFonts/>
         <w:b/>
         <w:bCs/>
       </w:rPr>
     </w:tblStylePr>
     <w:tblStylePr w:type="lastCol">
       <w:rPr>
-        <w:rFonts w:asciiTheme="majorHAnsi" w:eastAsiaTheme="majorEastAsia" w:hAnsiTheme="majorHAnsi" w:cstheme="majorBidi"/>
+        <w:rFonts/>
         <w:b/>
         <w:bCs/>
       </w:rPr>
@@ -3478,7 +3322,7 @@
         <w:spacing w:before="0" w:after="0" w:line="240" w:lineRule="auto"/>
       </w:pPr>
       <w:rPr>
-        <w:rFonts w:asciiTheme="majorHAnsi" w:eastAsiaTheme="majorEastAsia" w:hAnsiTheme="majorHAnsi" w:cstheme="majorBidi"/>
+        <w:rFonts/>
         <w:b/>
         <w:bCs/>
       </w:rPr>
@@ -3499,7 +3343,7 @@
         <w:spacing w:before="0" w:after="0" w:line="240" w:lineRule="auto"/>
       </w:pPr>
       <w:rPr>
-        <w:rFonts w:asciiTheme="majorHAnsi" w:eastAsiaTheme="majorEastAsia" w:hAnsiTheme="majorHAnsi" w:cstheme="majorBidi"/>
+        <w:rFonts/>
         <w:b/>
         <w:bCs/>
       </w:rPr>
@@ -3517,14 +3361,14 @@
     </w:tblStylePr>
     <w:tblStylePr w:type="firstCol">
       <w:rPr>
-        <w:rFonts w:asciiTheme="majorHAnsi" w:eastAsiaTheme="majorEastAsia" w:hAnsiTheme="majorHAnsi" w:cstheme="majorBidi"/>
+        <w:rFonts/>
         <w:b/>
         <w:bCs/>
       </w:rPr>
     </w:tblStylePr>
     <w:tblStylePr w:type="lastCol">
       <w:rPr>
-        <w:rFonts w:asciiTheme="majorHAnsi" w:eastAsiaTheme="majorEastAsia" w:hAnsiTheme="majorHAnsi" w:cstheme="majorBidi"/>
+        <w:rFonts/>
         <w:b/>
         <w:bCs/>
       </w:rPr>
@@ -3608,7 +3452,7 @@
         <w:spacing w:before="0" w:after="0" w:line="240" w:lineRule="auto"/>
       </w:pPr>
       <w:rPr>
-        <w:rFonts w:asciiTheme="majorHAnsi" w:eastAsiaTheme="majorEastAsia" w:hAnsiTheme="majorHAnsi" w:cstheme="majorBidi"/>
+        <w:rFonts/>
         <w:b/>
         <w:bCs/>
       </w:rPr>
@@ -3629,7 +3473,7 @@
         <w:spacing w:before="0" w:after="0" w:line="240" w:lineRule="auto"/>
       </w:pPr>
       <w:rPr>
-        <w:rFonts w:asciiTheme="majorHAnsi" w:eastAsiaTheme="majorEastAsia" w:hAnsiTheme="majorHAnsi" w:cstheme="majorBidi"/>
+        <w:rFonts/>
         <w:b/>
         <w:bCs/>
       </w:rPr>
@@ -3647,14 +3491,14 @@
     </w:tblStylePr>
     <w:tblStylePr w:type="firstCol">
       <w:rPr>
-        <w:rFonts w:asciiTheme="majorHAnsi" w:eastAsiaTheme="majorEastAsia" w:hAnsiTheme="majorHAnsi" w:cstheme="majorBidi"/>
+        <w:rFonts/>
         <w:b/>
         <w:bCs/>
       </w:rPr>
     </w:tblStylePr>
     <w:tblStylePr w:type="lastCol">
       <w:rPr>
-        <w:rFonts w:asciiTheme="majorHAnsi" w:eastAsiaTheme="majorEastAsia" w:hAnsiTheme="majorHAnsi" w:cstheme="majorBidi"/>
+        <w:rFonts/>
         <w:b/>
         <w:bCs/>
       </w:rPr>
@@ -3738,7 +3582,7 @@
         <w:spacing w:before="0" w:after="0" w:line="240" w:lineRule="auto"/>
       </w:pPr>
       <w:rPr>
-        <w:rFonts w:asciiTheme="majorHAnsi" w:eastAsiaTheme="majorEastAsia" w:hAnsiTheme="majorHAnsi" w:cstheme="majorBidi"/>
+        <w:rFonts/>
         <w:b/>
         <w:bCs/>
       </w:rPr>
@@ -3759,7 +3603,7 @@
         <w:spacing w:before="0" w:after="0" w:line="240" w:lineRule="auto"/>
       </w:pPr>
       <w:rPr>
-        <w:rFonts w:asciiTheme="majorHAnsi" w:eastAsiaTheme="majorEastAsia" w:hAnsiTheme="majorHAnsi" w:cstheme="majorBidi"/>
+        <w:rFonts/>
         <w:b/>
         <w:bCs/>
       </w:rPr>
@@ -3777,14 +3621,14 @@
     </w:tblStylePr>
     <w:tblStylePr w:type="firstCol">
       <w:rPr>
-        <w:rFonts w:asciiTheme="majorHAnsi" w:eastAsiaTheme="majorEastAsia" w:hAnsiTheme="majorHAnsi" w:cstheme="majorBidi"/>
+        <w:rFonts/>
         <w:b/>
         <w:bCs/>
       </w:rPr>
     </w:tblStylePr>
     <w:tblStylePr w:type="lastCol">
       <w:rPr>
-        <w:rFonts w:asciiTheme="majorHAnsi" w:eastAsiaTheme="majorEastAsia" w:hAnsiTheme="majorHAnsi" w:cstheme="majorBidi"/>
+        <w:rFonts/>
         <w:b/>
         <w:bCs/>
       </w:rPr>
@@ -3868,7 +3712,7 @@
         <w:spacing w:before="0" w:after="0" w:line="240" w:lineRule="auto"/>
       </w:pPr>
       <w:rPr>
-        <w:rFonts w:asciiTheme="majorHAnsi" w:eastAsiaTheme="majorEastAsia" w:hAnsiTheme="majorHAnsi" w:cstheme="majorBidi"/>
+        <w:rFonts/>
         <w:b/>
         <w:bCs/>
       </w:rPr>
@@ -3889,7 +3733,7 @@
         <w:spacing w:before="0" w:after="0" w:line="240" w:lineRule="auto"/>
       </w:pPr>
       <w:rPr>
-        <w:rFonts w:asciiTheme="majorHAnsi" w:eastAsiaTheme="majorEastAsia" w:hAnsiTheme="majorHAnsi" w:cstheme="majorBidi"/>
+        <w:rFonts/>
         <w:b/>
         <w:bCs/>
       </w:rPr>
@@ -3907,14 +3751,14 @@
     </w:tblStylePr>
     <w:tblStylePr w:type="firstCol">
       <w:rPr>
-        <w:rFonts w:asciiTheme="majorHAnsi" w:eastAsiaTheme="majorEastAsia" w:hAnsiTheme="majorHAnsi" w:cstheme="majorBidi"/>
+        <w:rFonts/>
         <w:b/>
         <w:bCs/>
       </w:rPr>
     </w:tblStylePr>
     <w:tblStylePr w:type="lastCol">
       <w:rPr>
-        <w:rFonts w:asciiTheme="majorHAnsi" w:eastAsiaTheme="majorEastAsia" w:hAnsiTheme="majorHAnsi" w:cstheme="majorBidi"/>
+        <w:rFonts/>
         <w:b/>
         <w:bCs/>
       </w:rPr>
@@ -3998,7 +3842,7 @@
         <w:spacing w:before="0" w:after="0" w:line="240" w:lineRule="auto"/>
       </w:pPr>
       <w:rPr>
-        <w:rFonts w:asciiTheme="majorHAnsi" w:eastAsiaTheme="majorEastAsia" w:hAnsiTheme="majorHAnsi" w:cstheme="majorBidi"/>
+        <w:rFonts/>
         <w:b/>
         <w:bCs/>
       </w:rPr>
@@ -4019,7 +3863,7 @@
         <w:spacing w:before="0" w:after="0" w:line="240" w:lineRule="auto"/>
       </w:pPr>
       <w:rPr>
-        <w:rFonts w:asciiTheme="majorHAnsi" w:eastAsiaTheme="majorEastAsia" w:hAnsiTheme="majorHAnsi" w:cstheme="majorBidi"/>
+        <w:rFonts/>
         <w:b/>
         <w:bCs/>
       </w:rPr>
@@ -4037,14 +3881,14 @@
     </w:tblStylePr>
     <w:tblStylePr w:type="firstCol">
       <w:rPr>
-        <w:rFonts w:asciiTheme="majorHAnsi" w:eastAsiaTheme="majorEastAsia" w:hAnsiTheme="majorHAnsi" w:cstheme="majorBidi"/>
+        <w:rFonts/>
         <w:b/>
         <w:bCs/>
       </w:rPr>
     </w:tblStylePr>
     <w:tblStylePr w:type="lastCol">
       <w:rPr>
-        <w:rFonts w:asciiTheme="majorHAnsi" w:eastAsiaTheme="majorEastAsia" w:hAnsiTheme="majorHAnsi" w:cstheme="majorBidi"/>
+        <w:rFonts/>
         <w:b/>
         <w:bCs/>
       </w:rPr>
@@ -5909,7 +5753,7 @@
     </w:tblPr>
     <w:tblStylePr w:type="firstRow">
       <w:rPr>
-        <w:rFonts w:asciiTheme="majorHAnsi" w:eastAsiaTheme="majorEastAsia" w:hAnsiTheme="majorHAnsi" w:cstheme="majorBidi"/>
+        <w:rFonts/>
       </w:rPr>
       <w:tblPr/>
       <w:tcPr>
@@ -5993,7 +5837,7 @@
     </w:tblPr>
     <w:tblStylePr w:type="firstRow">
       <w:rPr>
-        <w:rFonts w:asciiTheme="majorHAnsi" w:eastAsiaTheme="majorEastAsia" w:hAnsiTheme="majorHAnsi" w:cstheme="majorBidi"/>
+        <w:rFonts/>
       </w:rPr>
       <w:tblPr/>
       <w:tcPr>
@@ -6077,7 +5921,7 @@
     </w:tblPr>
     <w:tblStylePr w:type="firstRow">
       <w:rPr>
-        <w:rFonts w:asciiTheme="majorHAnsi" w:eastAsiaTheme="majorEastAsia" w:hAnsiTheme="majorHAnsi" w:cstheme="majorBidi"/>
+        <w:rFonts/>
       </w:rPr>
       <w:tblPr/>
       <w:tcPr>
@@ -6161,7 +6005,7 @@
     </w:tblPr>
     <w:tblStylePr w:type="firstRow">
       <w:rPr>
-        <w:rFonts w:asciiTheme="majorHAnsi" w:eastAsiaTheme="majorEastAsia" w:hAnsiTheme="majorHAnsi" w:cstheme="majorBidi"/>
+        <w:rFonts/>
       </w:rPr>
       <w:tblPr/>
       <w:tcPr>
@@ -6245,7 +6089,7 @@
     </w:tblPr>
     <w:tblStylePr w:type="firstRow">
       <w:rPr>
-        <w:rFonts w:asciiTheme="majorHAnsi" w:eastAsiaTheme="majorEastAsia" w:hAnsiTheme="majorHAnsi" w:cstheme="majorBidi"/>
+        <w:rFonts/>
       </w:rPr>
       <w:tblPr/>
       <w:tcPr>
@@ -6329,7 +6173,7 @@
     </w:tblPr>
     <w:tblStylePr w:type="firstRow">
       <w:rPr>
-        <w:rFonts w:asciiTheme="majorHAnsi" w:eastAsiaTheme="majorEastAsia" w:hAnsiTheme="majorHAnsi" w:cstheme="majorBidi"/>
+        <w:rFonts/>
       </w:rPr>
       <w:tblPr/>
       <w:tcPr>
@@ -6413,7 +6257,7 @@
     </w:tblPr>
     <w:tblStylePr w:type="firstRow">
       <w:rPr>
-        <w:rFonts w:asciiTheme="majorHAnsi" w:eastAsiaTheme="majorEastAsia" w:hAnsiTheme="majorHAnsi" w:cstheme="majorBidi"/>
+        <w:rFonts/>
       </w:rPr>
       <w:tblPr/>
       <w:tcPr>
@@ -6478,7 +6322,7 @@
       <w:spacing w:after="0" w:line="240" w:lineRule="auto"/>
     </w:pPr>
     <w:rPr>
-      <w:rFonts w:asciiTheme="majorHAnsi" w:eastAsiaTheme="majorEastAsia" w:hAnsiTheme="majorHAnsi" w:cstheme="majorBidi"/>
+      <w:rFonts/>
       <w:color w:val="000000" w:themeColor="text1"/>
     </w:rPr>
     <w:tblPr>
@@ -6606,7 +6450,7 @@
       <w:spacing w:after="0" w:line="240" w:lineRule="auto"/>
     </w:pPr>
     <w:rPr>
-      <w:rFonts w:asciiTheme="majorHAnsi" w:eastAsiaTheme="majorEastAsia" w:hAnsiTheme="majorHAnsi" w:cstheme="majorBidi"/>
+      <w:rFonts/>
       <w:color w:val="000000" w:themeColor="text1"/>
     </w:rPr>
     <w:tblPr>
@@ -6734,7 +6578,7 @@
       <w:spacing w:after="0" w:line="240" w:lineRule="auto"/>
     </w:pPr>
     <w:rPr>
-      <w:rFonts w:asciiTheme="majorHAnsi" w:eastAsiaTheme="majorEastAsia" w:hAnsiTheme="majorHAnsi" w:cstheme="majorBidi"/>
+      <w:rFonts/>
       <w:color w:val="000000" w:themeColor="text1"/>
     </w:rPr>
     <w:tblPr>
@@ -6862,7 +6706,7 @@
       <w:spacing w:after="0" w:line="240" w:lineRule="auto"/>
     </w:pPr>
     <w:rPr>
-      <w:rFonts w:asciiTheme="majorHAnsi" w:eastAsiaTheme="majorEastAsia" w:hAnsiTheme="majorHAnsi" w:cstheme="majorBidi"/>
+      <w:rFonts/>
       <w:color w:val="000000" w:themeColor="text1"/>
     </w:rPr>
     <w:tblPr>
@@ -6990,7 +6834,7 @@
       <w:spacing w:after="0" w:line="240" w:lineRule="auto"/>
     </w:pPr>
     <w:rPr>
-      <w:rFonts w:asciiTheme="majorHAnsi" w:eastAsiaTheme="majorEastAsia" w:hAnsiTheme="majorHAnsi" w:cstheme="majorBidi"/>
+      <w:rFonts/>
       <w:color w:val="000000" w:themeColor="text1"/>
     </w:rPr>
     <w:tblPr>
@@ -7118,7 +6962,7 @@
       <w:spacing w:after="0" w:line="240" w:lineRule="auto"/>
     </w:pPr>
     <w:rPr>
-      <w:rFonts w:asciiTheme="majorHAnsi" w:eastAsiaTheme="majorEastAsia" w:hAnsiTheme="majorHAnsi" w:cstheme="majorBidi"/>
+      <w:rFonts/>
       <w:color w:val="000000" w:themeColor="text1"/>
     </w:rPr>
     <w:tblPr>
@@ -7246,7 +7090,7 @@
       <w:spacing w:after="0" w:line="240" w:lineRule="auto"/>
     </w:pPr>
     <w:rPr>
-      <w:rFonts w:asciiTheme="majorHAnsi" w:eastAsiaTheme="majorEastAsia" w:hAnsiTheme="majorHAnsi" w:cstheme="majorBidi"/>
+      <w:rFonts/>
       <w:color w:val="000000" w:themeColor="text1"/>
     </w:rPr>
     <w:tblPr>
@@ -7885,7 +7729,7 @@
       <w:spacing w:after="0" w:line="240" w:lineRule="auto"/>
     </w:pPr>
     <w:rPr>
-      <w:rFonts w:asciiTheme="majorHAnsi" w:eastAsiaTheme="majorEastAsia" w:hAnsiTheme="majorHAnsi" w:cstheme="majorBidi"/>
+      <w:rFonts/>
       <w:color w:val="000000" w:themeColor="text1"/>
     </w:rPr>
     <w:tblPr>
@@ -8010,7 +7854,7 @@
       <w:spacing w:after="0" w:line="240" w:lineRule="auto"/>
     </w:pPr>
     <w:rPr>
-      <w:rFonts w:asciiTheme="majorHAnsi" w:eastAsiaTheme="majorEastAsia" w:hAnsiTheme="majorHAnsi" w:cstheme="majorBidi"/>
+      <w:rFonts/>
       <w:color w:val="000000" w:themeColor="text1"/>
     </w:rPr>
     <w:tblPr>
@@ -8135,7 +7979,7 @@
       <w:spacing w:after="0" w:line="240" w:lineRule="auto"/>
     </w:pPr>
     <w:rPr>
-      <w:rFonts w:asciiTheme="majorHAnsi" w:eastAsiaTheme="majorEastAsia" w:hAnsiTheme="majorHAnsi" w:cstheme="majorBidi"/>
+      <w:rFonts/>
       <w:color w:val="000000" w:themeColor="text1"/>
     </w:rPr>
     <w:tblPr>
@@ -8260,7 +8104,7 @@
       <w:spacing w:after="0" w:line="240" w:lineRule="auto"/>
     </w:pPr>
     <w:rPr>
-      <w:rFonts w:asciiTheme="majorHAnsi" w:eastAsiaTheme="majorEastAsia" w:hAnsiTheme="majorHAnsi" w:cstheme="majorBidi"/>
+      <w:rFonts/>
       <w:color w:val="000000" w:themeColor="text1"/>
     </w:rPr>
     <w:tblPr>
@@ -8385,7 +8229,7 @@
       <w:spacing w:after="0" w:line="240" w:lineRule="auto"/>
     </w:pPr>
     <w:rPr>
-      <w:rFonts w:asciiTheme="majorHAnsi" w:eastAsiaTheme="majorEastAsia" w:hAnsiTheme="majorHAnsi" w:cstheme="majorBidi"/>
+      <w:rFonts/>
       <w:color w:val="000000" w:themeColor="text1"/>
     </w:rPr>
     <w:tblPr>
@@ -8510,7 +8354,7 @@
       <w:spacing w:after="0" w:line="240" w:lineRule="auto"/>
     </w:pPr>
     <w:rPr>
-      <w:rFonts w:asciiTheme="majorHAnsi" w:eastAsiaTheme="majorEastAsia" w:hAnsiTheme="majorHAnsi" w:cstheme="majorBidi"/>
+      <w:rFonts/>
       <w:color w:val="000000" w:themeColor="text1"/>
     </w:rPr>
     <w:tblPr>
@@ -8635,7 +8479,7 @@
       <w:spacing w:after="0" w:line="240" w:lineRule="auto"/>
     </w:pPr>
     <w:rPr>
-      <w:rFonts w:asciiTheme="majorHAnsi" w:eastAsiaTheme="majorEastAsia" w:hAnsiTheme="majorHAnsi" w:cstheme="majorBidi"/>
+      <w:rFonts/>
       <w:color w:val="000000" w:themeColor="text1"/>
     </w:rPr>
     <w:tblPr>

--- a/az/discovery-articles/2.1 Elmi metod.docx
+++ b/az/discovery-articles/2.1 Elmi metod.docx
@@ -32,7 +32,7 @@
         <w:rPr>
           <w:sz w:val="20"/>
         </w:rPr>
-        <w:t>Dövr: təxminən 1000–1600-cü illər, İbn əl-Heysəmdən Bekon, Qaliley və Dekarta qədər inkişaf | Əsas şəxslər: İbn əl-Heysəm (optika, təxminən 1021-ci il), Frensis Bekon, Qalileo Qaliley, Rene Dekart</w:t>
+        <w:t>Dövr: təxminən 1000–1600-cü illər — İbn əl-Heysəmdən Bekon, Qaliley və Dekarta uzanan inkişaf | Əsas şəxslər: İbn əl-Heysəm — optikaya dair tədqiqatları, təxminən 1021-ci il; Frensis Bekon, Qalileo Qaliley və Rene Dekart</w:t>
       </w:r>
     </w:p>
     <w:p>
@@ -40,7 +40,7 @@
         <w:widowControl/>
       </w:pPr>
       <w:r>
-        <w:t>Elmi metod suallara ardıcıl yanaşmaqdır: fikir irəli sürmək, onu gerçəkliklə yoxlamaq və faktlar uyğun gəlmədikdə dəyişmək. Bu yanaşma marağı başqaları ilə bölüşülən tədqiqat işinə çevirdi.</w:t>
+        <w:t>Elmi metod bir suala cavab axtararkən müşahidə aparmaq, fərziyyə irəli sürmək və onu dəlillərlə yoxlamaqdır. Əldə olunan nəticələr fərziyyəyə uyğun gəlmirsə, ona yenidən baxmaq lazımdır. Bu yanaşma insanın öyrənmək marağını başqalarının da yoxlaya və davam etdirə bildiyi tədqiqata çevirdi.</w:t>
       </w:r>
     </w:p>
     <w:p>
@@ -58,7 +58,7 @@
         <w:widowControl/>
       </w:pPr>
       <w:r>
-        <w:t>Kökləri qədim müşahidələrə və orta əsrlərin optik təcrübələrinə gedib çıxır.</w:t>
+        <w:t>Elmi metodun kökləri qədim müşahidələrə və orta əsrlərdə işıqla aparılan təcrübələrə gedib çıxır.</w:t>
       </w:r>
     </w:p>
     <w:p>
@@ -67,7 +67,7 @@
         <w:widowControl/>
       </w:pPr>
       <w:r>
-        <w:t>İbn əl-Heysəm işıq və görmə haqqında fikirlərin sınaqdan keçirilməsini vurğulayırdı.</w:t>
+        <w:t>İbn əl-Heysəm işıq və görmə haqqında irəli sürülən fikirləri təcrübə ilə yoxlamağın vacibliyini vurğulayırdı.</w:t>
       </w:r>
     </w:p>
     <w:p>
@@ -76,7 +76,7 @@
         <w:widowControl/>
       </w:pPr>
       <w:r>
-        <w:t>Qaliley, Bekon və Dekart erkən yeni dövrün təcrübi elminə təsir göstərdilər.</w:t>
+        <w:t>Yeni dövrün başlanğıcında Qaliley, Bekon və Dekart müşahidəyə, təcrübəyə və əsaslandırılmış mühakiməyə söykənən elmin inkişafına təsir göstərdilər.</w:t>
       </w:r>
     </w:p>
     <w:p>
@@ -85,7 +85,7 @@
         <w:widowControl/>
       </w:pPr>
       <w:r>
-        <w:t>Hipotez yanlışlığı yoxlana bilən aydın fərziyyədir.</w:t>
+        <w:t>Hipotez yoxlamaq mümkün olan fərziyyədir. Onun hansı nəticələrlə təkzib oluna biləcəyi aydın olmalıdır.</w:t>
       </w:r>
     </w:p>
     <w:p>
@@ -94,7 +94,7 @@
         <w:widowControl/>
       </w:pPr>
       <w:r>
-        <w:t>Mütəxəssis rəyi və təkrarlana bilən təcrübələr elmi açıq fəaliyyətə çevirir.</w:t>
+        <w:t>Alimlərin bir-birinin işini qiymətləndirməsi, üsul və nəticələrin başqaları tərəfindən yoxlanması elmi araşdırmanı açıq müzakirəyə çıxarır.</w:t>
       </w:r>
     </w:p>
     <w:p>
@@ -103,15 +103,7 @@
         <w:widowControl/>
       </w:pPr>
       <w:r>
-        <w:t>Bu nədir</w:t>
-      </w:r>
-    </w:p>
-    <w:p>
-      <w:pPr>
-        <w:widowControl/>
-      </w:pPr>
-      <w:r>
-        <w:t>Elmi metod dəyişməz bir resept deyil, bir-birini tamamlayan yanaşmalar toplusudur. Əvvəl hadisəni müşahidə edir, aydın fərziyyə — hipotez — qurur, sonra ölçmə və təcrübə ilə onun yanlış ola biləcəyini yoxlayırsınız. Nəticələr uyğun gəlmirsə, fərziyyə dəyişməlidir. Başqalarının işi təkrar edə bilməsi üçün üsullar da paylaşılır. Elmi şəxsi qənaətdən fərqləndirən budur.</w:t>
+        <w:t>Bu nədir?</w:t>
       </w:r>
     </w:p>
     <w:p>
@@ -120,15 +112,7 @@
         <w:widowControl/>
       </w:pPr>
       <w:r>
-        <w:t>Kim kəşf edib və ya yaradıb</w:t>
-      </w:r>
-    </w:p>
-    <w:p>
-      <w:pPr>
-        <w:widowControl/>
-      </w:pPr>
-      <w:r>
-        <w:t>Bu metodu çoxsaylı insanlar formalaşdırıb. Aristotel müşahidə və təsnifat aparırdı, lakin sonrakı elm daha çox sınaq tələb etdi. Təxminən 1000-ci ildə İslam dünyasında çalışan İbn əl-Heysəm işıq haqqında iddiaların təcrübə ilə yoxlanmasını vacib sayırdı. Erkən yeni dövr Avropasında Qaliley hərəkəti ölçür, Frensis Bekon faktların sistemli toplanmasını müdafiə edir, Rene Dekart aydın mühakiməni vurğulayırdı. Metod bir şəxsin deyil, bütöv bir ənənənin nəticəsidir.</w:t>
+        <w:t>Elmi metod hər məsələyə eyni qaydada tətbiq olunan dəyişməz təlimat deyil. O, bir-birini tamamlayan müxtəlif araşdırma üsullarını əhatə edir.</w:t>
       </w:r>
     </w:p>
     <w:p>
@@ -137,15 +121,88 @@
         <w:widowControl/>
       </w:pPr>
       <w:r>
-        <w:t>Nə vaxt və necə yaranıb</w:t>
+        <w:t>Tədqiqatçı bir hadisəni müşahidə edir, onu izah edə biləcək fərziyyə irəli sürür, sonra ölçmə və təcrübələrlə bu izahı yoxlayır. Məqsəd yalnız fərziyyəni təsdiqləyən nəticələr axtarmaq deyil, onun harada yanlış çıxa biləcəyini də araşdırmaqdır. Nəticələr fərziyyə ilə uzlaşmırsa, onu dəyişmək və ya ondan imtina etmək lazım gəlir.</w:t>
       </w:r>
     </w:p>
     <w:p>
       <w:pPr>
+        <w:pStyle w:val="Heading1"/>
         <w:widowControl/>
       </w:pPr>
       <w:r>
-        <w:t>Avropada XVI–XVII əsrlər həlledici oldu: teleskoplar, çap kitabları və yeni akademiyalar nəticələri müqayisə etməyi asanlaşdırdı. Dini müzakirələr, ticarət və cihazlara artan etibar da rol oynadı. Bənzər sübut yanaşmaları başqa yerlərdə tibbdə, astronomiyada və optikada artıq mövcud idi. Təbiət qanunlarının riyazi yazılıb açıq yoxlana bilməsi fikri yeni güc qazandı.</w:t>
+        <w:t>İşin necə aparıldığı da açıqlanır ki, başqa tədqiqatçılar nəticələri yoxlaya, mümkün olduqda təcrübəni təkrarlaya bilsinlər. Elmi qənaəti şəxsi fikirdən fərqləndirən əsas cəhətlərdən biri budur.</w:t>
+      </w:r>
+    </w:p>
+    <w:p>
+      <w:pPr>
+        <w:pStyle w:val="Heading1"/>
+        <w:widowControl/>
+      </w:pPr>
+      <w:r>
+        <w:t>Kim yaradıb?</w:t>
+      </w:r>
+    </w:p>
+    <w:p>
+      <w:pPr>
+        <w:pStyle w:val="Heading1"/>
+        <w:widowControl/>
+      </w:pPr>
+      <w:r>
+        <w:t>Elmi metod bir nəfərin ixtirası deyil. Müxtəlif dövrlərdə yaşamış alimlərin işi və təcrübəsi ilə formalaşıb.</w:t>
+      </w:r>
+    </w:p>
+    <w:p>
+      <w:pPr>
+        <w:pStyle w:val="Heading1"/>
+        <w:widowControl/>
+      </w:pPr>
+      <w:r>
+        <w:t>Aristotel müşahidələr aparır, öyrəndiklərini qruplaşdırırdı. Sonrakı dövrlərdə isə irəli sürülən izahları sınaqdan keçirməyə daha çox əhəmiyyət verildi. Təxminən 1000-ci illərdə İslam dünyasında çalışan İbn əl-Heysəm işıq haqqında fikirlərin təcrübə ilə yoxlanmasını vacib sayırdı.</w:t>
+      </w:r>
+    </w:p>
+    <w:p>
+      <w:pPr>
+        <w:pStyle w:val="Heading1"/>
+        <w:widowControl/>
+      </w:pPr>
+      <w:r>
+        <w:t>Yeni dövrün başlanğıcında Avropada Qaliley hərəkəti ölçüb araşdırır, Frensis Bekon faktların ardıcıl və sistemli toplanmasını müdafiə edir, Rene Dekart isə aydın və əsaslandırılmış mühakimənin əhəmiyyətini vurğulayırdı. Beləliklə, elmi metod bir şəxsin hazır şəkildə yaratdığı qayda deyil, uzun müddət ərzində formalaşmış tədqiqat ənənəsidir.</w:t>
+      </w:r>
+    </w:p>
+    <w:p>
+      <w:pPr>
+        <w:pStyle w:val="Heading1"/>
+        <w:widowControl/>
+      </w:pPr>
+      <w:r>
+        <w:t>Nə vaxt və necə yaranıb?</w:t>
+      </w:r>
+    </w:p>
+    <w:p>
+      <w:pPr>
+        <w:pStyle w:val="Heading1"/>
+        <w:widowControl/>
+      </w:pPr>
+      <w:r>
+        <w:t>Avropada XVI–XVII əsrlər bu inkişafın mühüm mərhələsi oldu. Teleskoplar müşahidə imkanlarını genişləndirdi, çap kitabları və yeni elmi akademiyalar isə alimlərin nəticələrini bir-biri ilə müqayisə etməsini asanlaşdırdı.</w:t>
+      </w:r>
+    </w:p>
+    <w:p>
+      <w:pPr>
+        <w:pStyle w:val="Heading1"/>
+        <w:widowControl/>
+      </w:pPr>
+      <w:r>
+        <w:t>Dini mübahisələr, ticarət əlaqələri və ölçü cihazlarına artan etibar da bu prosesdə rol oynadı. Bununla belə, dəlillərə əsaslanmaq və fikirləri yoxlamaq ənənəsi başqa bölgələrdə tibbdə, astronomiyada və optikada artıq mövcud idi.</w:t>
+      </w:r>
+    </w:p>
+    <w:p>
+      <w:pPr>
+        <w:pStyle w:val="Heading1"/>
+        <w:widowControl/>
+      </w:pPr>
+      <w:r>
+        <w:t>Təbiət qanunlarını riyazi ifadələrlə göstərmək və bu ifadələrin gerçək hadisələrə uyğunluğunu başqalarının da yoxlaya bilməsi fikri getdikcə gücləndi.</w:t>
       </w:r>
     </w:p>
     <w:p>
@@ -159,10 +216,29 @@
     </w:p>
     <w:p>
       <w:pPr>
+        <w:pStyle w:val="Heading1"/>
         <w:widowControl/>
       </w:pPr>
       <w:r>
-        <w:t>Metod insanın özünü aldatması ehtimalını azaltmağa kömək edir. Gözəl görünən nəzəriyyə sınaqdan keçmirsə, onu bilik saymaq olmaz. Nəzarətli təcrübə mümkün səbəbləri ayırmağa çalışır. Sonralar statistika qarışıq məlumatlarda qanunauyğunluqları görməyə kömək etdi. Peyvəndləri, mühərrikləri və iqlim modellərini təkmilləşdirmək buna görə mümkündür: səhv ehtimalı açıq saxlanılır və yoxlanılır.</w:t>
+        <w:t>Elmi metod insanın görmək istədiyini həqiqət kimi qəbul etməsi ehtimalını azaltmağa kömək edir. Bir izah nə qədər inandırıcı səslənsə də, onun doğruluğunu yalnız buna əsasən qəbul etmək olmaz. Dəlillərin həmin izahı dəstəkləyib-dəstəkləmədiyi yoxlanmalıdır.</w:t>
+      </w:r>
+    </w:p>
+    <w:p>
+      <w:pPr>
+        <w:pStyle w:val="Heading1"/>
+        <w:widowControl/>
+      </w:pPr>
+      <w:r>
+        <w:t>Nəzarətli təcrübədə şərait elə qurulur ki, nəticəyə hansı amilin təsir etdiyini ayırd etmək mümkün olsun. Sonralar statistika çoxlu və bir-birindən fərqli məlumatlar arasında qanunauyğunluqları tapmağa, nəticələrin nə dərəcədə etibarlı olduğunu qiymətləndirməyə kömək etdi.</w:t>
+      </w:r>
+    </w:p>
+    <w:p>
+      <w:pPr>
+        <w:pStyle w:val="Heading1"/>
+        <w:widowControl/>
+      </w:pPr>
+      <w:r>
+        <w:t>Peyvəndlərin, mühərriklərin və iqlim modellərinin təkmilləşdirilməsi də bu yanaşmaya söykənir: mövcud bilik son söz sayılmır, səhv ehtimalı nəzərə alınır və nəticələr yenidən yoxlanır.</w:t>
       </w:r>
     </w:p>
     <w:p>
@@ -176,10 +252,11 @@
     </w:p>
     <w:p>
       <w:pPr>
+        <w:pStyle w:val="Heading1"/>
         <w:widowControl/>
       </w:pPr>
       <w:r>
-        <w:t>Laboratoriyalar, elmi jurnallar və universitetlər bu yanaşmalar ətrafında inkişaf etdi. Mühəndislik də layihələndirmə, sınaq və düzəliş dövrünü mənimsədi. Xəstəliklərin mikrob nəzəriyyəsi, genetika və hesablama kimi sahələr yoxlanıla bildikləri üçün irəlilədi. Elmi iş uğursuz olanda səbəb çox vaxt bu qaydaların pozulmasıdır: müqayisə nəzarətinin olmaması, nəticələrin paylaşılmaması və yanlış qənaətdən geri çəkilməmək.</w:t>
+        <w:t>Laboratoriyalar, elmi jurnallar və universitetlər bu araşdırma ənənələrinin inkişafında mühüm yer tutdu. Mühəndislikdə də layihəni hazırlamaq, sınaqdan keçirmək və nəticəyə görə düzəliş etmək işin əsas mərhələlərinə çevrildi.</w:t>
       </w:r>
     </w:p>
     <w:p>
@@ -188,15 +265,43 @@
         <w:widowControl/>
       </w:pPr>
       <w:r>
-        <w:t>İnsan həyatını necə dəyişib</w:t>
+        <w:t>Xəstəliklərin mikroblarla əlaqəsini izah edən nəzəriyyə, genetika və hesablama sahələri irəli sürülən fikirlərin yoxlanması sayəsində inkişaf etdi.</w:t>
       </w:r>
     </w:p>
     <w:p>
       <w:pPr>
+        <w:pStyle w:val="Heading1"/>
         <w:widowControl/>
       </w:pPr>
       <w:r>
-        <w:t>Bu gün körpülərin, dərmanların və hava proqnozlarının sınaqdan keçmiş biliklərə əsaslanmasını gözləyirik. Elmi metod cəmiyyətə yalnız nüfuza deyil, dəlilə söykənərək müzakirə aparmağı da öyrətdi. Bu vərdiş hər yerdə tam tətbiq olunmasa da, geniş miqyasda səhvləri düzəltmək üçün əlimizdə olan azsaylı güclü vasitələrdəndir.</w:t>
+        <w:t>Müqayisə üçün uyğun şəraitin yaradılmaması, üsul və nəticələrin açıqlanmaması, dəlillər əksini göstərdiyi halda əvvəlki qənaətdən əl çəkilməməsi tədqiqatın etibarlılığını zəiflədir. Ancaq fərziyyənin sınaqda doğrulanmaması öz-özlüyündə pis tədqiqat demək deyil: belə nəticə də hansı izahın işləmədiyini göstərərək elmin irəliləməsinə kömək edə bilər.</w:t>
+      </w:r>
+    </w:p>
+    <w:p>
+      <w:pPr>
+        <w:pStyle w:val="Heading1"/>
+        <w:widowControl/>
+      </w:pPr>
+      <w:r>
+        <w:t>İnsan həyatını necə dəyişib?</w:t>
+      </w:r>
+    </w:p>
+    <w:p>
+      <w:pPr>
+        <w:pStyle w:val="Heading1"/>
+        <w:widowControl/>
+      </w:pPr>
+      <w:r>
+        <w:t>Bu gün körpü tikilərkən, dərman hazırlanarkən və hava proqnozu verilərkən yoxlanmış biliklərdən istifadə olunmasını gözləyirik.</w:t>
+      </w:r>
+    </w:p>
+    <w:p>
+      <w:pPr>
+        <w:pStyle w:val="Heading1"/>
+        <w:widowControl/>
+      </w:pPr>
+      <w:r>
+        <w:t>Elmi metod bir fikri yalnız onu söyləyənin nüfuzuna görə qəbul etməmək, dəlilini də soruşmaq vərdişini gücləndirdi. Bu yanaşma hər yerdə ardıcıl tətbiq olunmasa da, səhvləri üzə çıxarmaq və biliklərimizi düzəltmək üçün ən güclü vasitələrimizdən biridir.</w:t>
       </w:r>
     </w:p>
     <w:p>
@@ -217,7 +322,7 @@
         <w:rPr>
           <w:sz w:val="20"/>
         </w:rPr>
-        <w:t>C Qurumların materialları və ensiklopedik mənbələr</w:t>
+        <w:t>Qurumların materialları və ensiklopedik mənbələr</w:t>
       </w:r>
     </w:p>
     <w:p>
@@ -277,7 +382,7 @@
         <w:rPr>
           <w:sz w:val="20"/>
         </w:rPr>
-        <w:t>D Muzey arxiv və kitabxana materialları</w:t>
+        <w:t>Muzey arxiv və kitabxana materialları</w:t>
       </w:r>
     </w:p>
     <w:p>
